--- a/Deekshitha_SK_Smaran_RB_CD_Project_Report.docx
+++ b/Deekshitha_SK_Smaran_RB_CD_Project_Report.docx
@@ -40,7 +40,43 @@
             </w14:solidFill>
           </w14:textFill>
         </w:rPr>
-        <w:t>Mini Compiler for a Domain-Specific Language in Educational Assessments</w:t>
+        <w:t xml:space="preserve">Mini Compiler for a Domain-Specific Language </w:t>
+      </w:r>
+      <w:r>
+        <w:rPr>
+          <w:rFonts w:ascii="Times New Roman" w:hAnsi="Times New Roman"/>
+          <w:outline w:val="0"/>
+          <w:color w:val="ff0000"/>
+          <w:sz w:val="32"/>
+          <w:szCs w:val="32"/>
+          <w:u w:color="ff0000"/>
+          <w:rtl w:val="0"/>
+          <w:lang w:val="en-US"/>
+          <w14:textFill>
+            <w14:solidFill>
+              <w14:srgbClr w14:val="FF0000"/>
+            </w14:solidFill>
+          </w14:textFill>
+        </w:rPr>
+        <w:t>for</w:t>
+      </w:r>
+      <w:r>
+        <w:rPr>
+          <w:rFonts w:ascii="Times New Roman" w:hAnsi="Times New Roman"/>
+          <w:outline w:val="0"/>
+          <w:color w:val="ff0000"/>
+          <w:sz w:val="32"/>
+          <w:szCs w:val="32"/>
+          <w:u w:color="ff0000"/>
+          <w:rtl w:val="0"/>
+          <w:lang w:val="en-US"/>
+          <w14:textFill>
+            <w14:solidFill>
+              <w14:srgbClr w14:val="FF0000"/>
+            </w14:solidFill>
+          </w14:textFill>
+        </w:rPr>
+        <w:t xml:space="preserve"> Educational Assessments</w:t>
       </w:r>
     </w:p>
     <w:p>
@@ -4508,19 +4544,97 @@
         <w:ind w:left="720" w:firstLine="0"/>
         <w:jc w:val="both"/>
         <w:rPr>
-          <w:rFonts w:ascii="Times New Roman" w:cs="Times New Roman" w:hAnsi="Times New Roman" w:eastAsia="Times New Roman"/>
-          <w:sz w:val="24"/>
-          <w:szCs w:val="24"/>
-        </w:rPr>
-      </w:pPr>
-    </w:p>
-    <w:p>
-      <w:pPr>
-        <w:pStyle w:val="Body"/>
-        <w:spacing w:after="0" w:line="240" w:lineRule="auto"/>
-        <w:ind w:left="720" w:firstLine="0"/>
-        <w:jc w:val="both"/>
-      </w:pPr>
+          <w:rStyle w:val="Code"/>
+          <w:rFonts w:ascii="Courier New" w:cs="Courier New" w:hAnsi="Courier New" w:eastAsia="Courier New"/>
+          <w:b w:val="1"/>
+          <w:bCs w:val="1"/>
+          <w:i w:val="0"/>
+          <w:iCs w:val="0"/>
+          <w:sz w:val="24"/>
+          <w:szCs w:val="24"/>
+        </w:rPr>
+      </w:pPr>
+    </w:p>
+    <w:p>
+      <w:pPr>
+        <w:pStyle w:val="Body"/>
+        <w:spacing w:after="0" w:line="240" w:lineRule="auto"/>
+        <w:ind w:left="720" w:firstLine="0"/>
+        <w:jc w:val="both"/>
+        <w:rPr>
+          <w:rFonts w:ascii="Times New Roman" w:cs="Times New Roman" w:hAnsi="Times New Roman" w:eastAsia="Times New Roman"/>
+          <w:b w:val="1"/>
+          <w:bCs w:val="1"/>
+          <w:sz w:val="24"/>
+          <w:szCs w:val="24"/>
+        </w:rPr>
+      </w:pPr>
+      <w:r>
+        <w:rPr>
+          <w:rFonts w:ascii="Times New Roman" w:hAnsi="Times New Roman"/>
+          <w:b w:val="1"/>
+          <w:bCs w:val="1"/>
+          <w:sz w:val="24"/>
+          <w:szCs w:val="24"/>
+          <w:rtl w:val="0"/>
+          <w:lang w:val="en-US"/>
+        </w:rPr>
+        <w:t>GitHub repo:</w:t>
+      </w:r>
+    </w:p>
+    <w:p>
+      <w:pPr>
+        <w:pStyle w:val="Body"/>
+        <w:spacing w:after="0" w:line="240" w:lineRule="auto"/>
+        <w:ind w:left="720" w:firstLine="0"/>
+        <w:jc w:val="both"/>
+      </w:pPr>
+      <w:r>
+        <w:rPr>
+          <w:rStyle w:val="Hyperlink.0"/>
+          <w:rFonts w:ascii="Times New Roman" w:cs="Times New Roman" w:hAnsi="Times New Roman" w:eastAsia="Times New Roman"/>
+          <w:sz w:val="24"/>
+          <w:szCs w:val="24"/>
+        </w:rPr>
+        <w:fldChar w:fldCharType="begin" w:fldLock="0"/>
+      </w:r>
+      <w:r>
+        <w:rPr>
+          <w:rStyle w:val="Hyperlink.0"/>
+          <w:rFonts w:ascii="Times New Roman" w:cs="Times New Roman" w:hAnsi="Times New Roman" w:eastAsia="Times New Roman"/>
+          <w:sz w:val="24"/>
+          <w:szCs w:val="24"/>
+        </w:rPr>
+        <w:instrText xml:space="preserve"> HYPERLINK "https://github.com/smaran-rvu/sem6_mini_compiler_assessment_DSL.git"</w:instrText>
+      </w:r>
+      <w:r>
+        <w:rPr>
+          <w:rStyle w:val="Hyperlink.0"/>
+          <w:rFonts w:ascii="Times New Roman" w:cs="Times New Roman" w:hAnsi="Times New Roman" w:eastAsia="Times New Roman"/>
+          <w:sz w:val="24"/>
+          <w:szCs w:val="24"/>
+        </w:rPr>
+        <w:fldChar w:fldCharType="separate" w:fldLock="0"/>
+      </w:r>
+      <w:r>
+        <w:rPr>
+          <w:rStyle w:val="Hyperlink.0"/>
+          <w:rFonts w:ascii="Times New Roman" w:hAnsi="Times New Roman"/>
+          <w:sz w:val="24"/>
+          <w:szCs w:val="24"/>
+          <w:rtl w:val="0"/>
+          <w:lang w:val="en-US"/>
+        </w:rPr>
+        <w:t>https://github.com/smaran-rvu/sem6_mini_compiler_assessment_DSL.git</w:t>
+      </w:r>
+      <w:r>
+        <w:rPr>
+          <w:rFonts w:ascii="Times New Roman" w:cs="Times New Roman" w:hAnsi="Times New Roman" w:eastAsia="Times New Roman"/>
+          <w:sz w:val="24"/>
+          <w:szCs w:val="24"/>
+        </w:rPr>
+        <w:fldChar w:fldCharType="end" w:fldLock="0"/>
+      </w:r>
       <w:r>
         <w:rPr>
           <w:rFonts w:ascii="Arial Unicode MS" w:cs="Arial Unicode MS" w:hAnsi="Arial Unicode MS" w:eastAsia="Arial Unicode MS"/>
@@ -9107,6 +9221,21 @@
         <w:numId w:val="5"/>
       </w:numPr>
     </w:pPr>
+  </w:style>
+  <w:style w:type="character" w:styleId="Hyperlink.0">
+    <w:name w:val="Hyperlink.0"/>
+    <w:basedOn w:val="Hyperlink"/>
+    <w:next w:val="Hyperlink.0"/>
+    <w:rPr>
+      <w:outline w:val="0"/>
+      <w:color w:val="0000ff"/>
+      <w:u w:val="single" w:color="0000ff"/>
+      <w14:textFill>
+        <w14:solidFill>
+          <w14:srgbClr w14:val="0000FF"/>
+        </w14:solidFill>
+      </w14:textFill>
+    </w:rPr>
   </w:style>
 </w:styles>
 </file>
